--- a/outline_paper_dryspells_chile.docx
+++ b/outline_paper_dryspells_chile.docx
@@ -193,7 +193,22 @@
         <w:pStyle w:val="Heading2"/>
       </w:pPr>
       <w:r>
-        <w:t>1.2 Regional climate models and the comparison problem</w:t>
+        <w:t>1.2 Estado del arte, brecha de conocimiento y comparación modelo–observación</w:t>
+      </w:r>
+    </w:p>
+    <w:p>
+      <w:r>
+        <w:t>[P11a] Qué sabemos: Chile ha sido estudiado bajo megasequía y tendencias de precipitación (menos lluvia / más aridez en varias regiones), y hay literatura de índices de sequía y cambios proyectados de precipitación bajo escenarios de calentamiento.</w:t>
+      </w:r>
+    </w:p>
+    <w:p>
+      <w:r>
+        <w:t>[P11b] Qué sabemos menos (brecha): hay poca evidencia sobre la distribución de duraciones de dry spells (PDFs / colas) en Chile comparando observación gridded vs RCM, y sobre cómo cambia esa cola en el futuro (p. ej. vía risk ratios). Si la literatura de dry spells “de duración” es escasa, eso refuerza la brecha que motiva el paper.</w:t>
+      </w:r>
+    </w:p>
+    <w:p>
+      <w:r>
+        <w:t>[P11c] Pregunta de investigación (en una línea): ¿cómo representa ALADIN las PDFs de duración de dry spells frente a CR2MET, y cómo cambia la probabilidad de spells largos bajo SSP5-8.5?</w:t>
       </w:r>
     </w:p>
     <w:p>
@@ -218,6 +233,11 @@
       </w:pPr>
       <w:r>
         <w:t>[P13] Por ello, el sesgo de umbral se trata aquí como paso metodológico (calibración R₀), no como la pregunta científica central del paper.</w:t>
+      </w:r>
+    </w:p>
+    <w:p>
+      <w:r>
+        <w:t>[P13b] Adecuación dato–pregunta: CR2MET (hist) + ALADIN (hist/futuro, mismo modelo) son suficientes para (i) evaluación histórica y (ii) cambio futuro relativo; los resultados de PDFs/RR deben responder explícitamente a esa pregunta (no solo describir sesgos de umbral).</w:t>
       </w:r>
     </w:p>
     <w:p>
